--- a/zht/docx/22.content.docx
+++ b/zht/docx/22.content.docx
@@ -136,13 +136,6 @@
         <w:rPr>
           <w:lang w:val="zh_TW" w:bidi="zh_TW"/>
         </w:rPr>
-      </w:r>
-      <w:r>
-        <w:rPr>
-          <w:i/>
-          <w:lang w:val="zh_TW" w:bidi="zh_TW"/>
-        </w:rPr>
-        <w:t>雅歌 1:1, 雅歌 1:2, 雅歌 1:2 (#2), 雅歌 1:3, 雅歌 1:4, 雅歌 1:5, 雅歌 1:6, 雅歌 1:6 (#2), 雅歌 1:7, 雅歌 1:8, 雅歌 1:9, 雅歌 1:10, 雅歌 1:11, 雅歌 1:12, 雅歌 1:13, 雅歌 1:14, 雅歌 1:15, 雅歌 1:16, 雅歌 1:17, 雅歌 2:1, 雅歌 2:2, 雅歌 2:3, 雅歌 2:3 (#2), 雅歌 2:3 (#3), 雅歌 2:4, 雅歌 2:4 (#2), 雅歌 2:5, 雅歌 2:6, 雅歌 2:7, 雅歌 2:8, 雅歌 2:8 (#2), 雅歌 2:9, 雅歌 2:10, 雅歌 2:11, 雅歌 2:12, 雅歌 2:12 (#2), 雅歌 2:13, 雅歌 2:13 (#2), 雅歌 2:14, 雅歌 2:14 (#2), 雅歌 2:15, 雅歌 2:16, 雅歌 2:16 (#2), 雅歌 2:16 (#3), 雅歌 2:17, 雅歌 2:17 (#2), 雅歌 2:17 (#3), 雅歌 3:1, 雅歌 3:2, 雅歌 3:3, 雅歌 3:4, 雅歌 3:4 (#2), 雅歌 3:5, 雅歌 3:6–7, 雅歌 3:8, 雅歌 3:9, 雅歌 3:10, 雅歌 3:11, 雅歌 3:11 (#2), 雅歌 4:1, 雅歌 4:1 (#2), 雅歌 4:2, 雅歌 4:3, 雅歌 4:3 (#2), 雅歌 4:4, 雅歌 4:5, 雅歌 4:6, 雅歌 4:7, 雅歌 4:7 (#2), 雅歌 4:9, 雅歌 4:9 (#2), 雅歌 4:10, 雅歌 4:11, 雅歌 4:11 (#2), 雅歌 4:12, 雅歌 4:13–14, 雅歌 4:15, 雅歌 4:16, 雅歌 4:16 (#2), 雅歌 5:1, 雅歌 5:2, 雅歌 5:3, 雅歌 5:4, 雅歌 5:5, 雅歌 5:6, 雅歌 5:7, 雅歌 5:8, 雅歌 5:8 (#2), 雅歌 5:9, 雅歌 5:10, 雅歌 5:11, 雅歌 5:12, 雅歌 5:13, 雅歌 5:14, 雅歌 5:15, 雅歌 5:16, 雅歌 6:1, 雅歌 6:1 (#2), 雅歌 6:2, 雅歌 6:3, 雅歌 6:3 (#2), 雅歌 6:4, 雅歌 6:4 (#2), 雅歌 6:5, 雅歌 6:5 (#2), 雅歌 6:6, 雅歌 6:7, 雅歌 6:8, 雅歌 6:9, 雅歌 6:9 (#2), 雅歌 6:10, 雅歌 6:11, 雅歌 6:12, 雅歌 6:13, 雅歌 6:13 (#2), 雅歌 6:13 (#3), 雅歌 7:1, 雅歌 7:2, 雅歌 7:3, 雅歌 7:4, 雅歌 7:5, 雅歌 7:7, 雅歌 7:8, 雅歌 7:9, 雅歌 7:10, 雅歌 7:11, 雅歌 7:12, 雅歌 7:12 (#2), 雅歌 7:13, 雅歌 7:13 (#2), 雅歌 8:1, 雅歌 8:2, 雅歌 8:3, 雅歌 8:4, 雅歌 8:5, 雅歌 8:5 (#2), 雅歌 8:6, 雅歌 8:7, 雅歌 8:8, 雅歌 8:9, 雅歌 8:9 (#2), 雅歌 8:10, 雅歌 8:11, 雅歌 8:12, 雅歌 8:13, 雅歌 8:14</w:t>
       </w:r>
       <w:r>
         <w:rPr>

--- a/zht/docx/22.content.docx
+++ b/zht/docx/22.content.docx
@@ -123,19 +123,6 @@
           <w:lang w:val="zh_TW" w:bidi="zh_TW"/>
         </w:rPr>
         <w:t>SNG</w:t>
-      </w:r>
-      <w:r>
-        <w:rPr>
-          <w:lang w:val="zh_TW" w:bidi="zh_TW"/>
-        </w:rPr>
-      </w:r>
-    </w:p>
-    <w:p>
-      <w:pPr/>
-      <w:r>
-        <w:rPr>
-          <w:lang w:val="zh_TW" w:bidi="zh_TW"/>
-        </w:rPr>
       </w:r>
       <w:r>
         <w:rPr>

--- a/zht/docx/22.content.docx
+++ b/zht/docx/22.content.docx
@@ -19,7 +19,7 @@
         <w:rPr>
           <w:lang w:val="zh_TW" w:bidi="zh_TW"/>
         </w:rPr>
-        <w:t>Resource: 翻譯問題 (unfoldingWord)</w:t>
+        <w:t>Resource: unfoldingWord® Translation Questions</w:t>
       </w:r>
       <w:r>
         <w:rPr>
@@ -85,7 +85,7 @@
         <w:rPr>
           <w:lang w:val="zh_TW" w:bidi="zh_TW"/>
         </w:rPr>
-        <w:t>翻譯問題 (unfoldingWord)</w:t>
+        <w:t>unfoldingWord® Translation Questions</w:t>
       </w:r>
     </w:p>
     <w:p>
